--- a/OliviaHaven.docx
+++ b/OliviaHaven.docx
@@ -10,9 +10,9 @@
         <w:t xml:space="preserve">Olivia Haven</w:t>
       </w:r>
     </w:p>
-    <w:bookmarkStart w:id="60" w:name="resume"/>
-    <w:bookmarkStart w:id="27" w:name="heading"/>
-    <w:bookmarkStart w:id="22" w:name="olivia-haven"/>
+    <w:bookmarkStart w:id="51" w:name="resume"/>
+    <w:bookmarkStart w:id="16" w:name="heading"/>
+    <w:bookmarkStart w:id="11" w:name="olivia-haven"/>
     <w:p>
       <w:pPr>
         <w:pStyle w:val="Heading1"/>
@@ -33,7 +33,7 @@
       <w:pPr>
         <w:pStyle w:val="BodyText"/>
       </w:pPr>
-      <w:hyperlink r:id="rId20">
+      <w:hyperlink r:id="rId9">
         <w:r>
           <w:rPr>
             <w:rStyle w:val="Hyperlink"/>
@@ -50,7 +50,7 @@
       <w:r>
         <w:t xml:space="preserve"> </w:t>
       </w:r>
-      <w:hyperlink r:id="rId21">
+      <w:hyperlink r:id="rId10">
         <w:r>
           <w:rPr>
             <w:rStyle w:val="Hyperlink"/>
@@ -85,7 +85,7 @@
         <w:t xml:space="preserve">US</w:t>
       </w:r>
     </w:p>
-    <w:bookmarkEnd w:id="22"/>
+    <w:bookmarkEnd w:id="11"/>
     <w:p>
       <w:pPr>
         <w:pStyle w:val="BodyText"/>
@@ -103,7 +103,7 @@
       <w:r>
         <w:t xml:space="preserve"> </w:t>
       </w:r>
-      <w:hyperlink r:id="rId23">
+      <w:hyperlink r:id="rId12">
         <w:r>
           <w:rPr>
             <w:rStyle w:val="Hyperlink"/>
@@ -146,7 +146,7 @@
       <w:r>
         <w:t xml:space="preserve"> </w:t>
       </w:r>
-      <w:hyperlink r:id="rId24">
+      <w:hyperlink r:id="rId13">
         <w:r>
           <w:rPr>
             <w:rStyle w:val="Hyperlink"/>
@@ -189,7 +189,7 @@
       <w:r>
         <w:t xml:space="preserve"> </w:t>
       </w:r>
-      <w:hyperlink r:id="rId25">
+      <w:hyperlink r:id="rId14">
         <w:r>
           <w:rPr>
             <w:rStyle w:val="Hyperlink"/>
@@ -232,7 +232,7 @@
       <w:r>
         <w:t xml:space="preserve"> </w:t>
       </w:r>
-      <w:hyperlink r:id="rId26">
+      <w:hyperlink r:id="rId15">
         <w:r>
           <w:rPr>
             <w:rStyle w:val="Hyperlink"/>
@@ -258,9 +258,9 @@
         <w:t xml:space="preserve"> </w:t>
       </w:r>
     </w:p>
-    <w:bookmarkEnd w:id="27"/>
-    <w:bookmarkStart w:id="53" w:name="experience"/>
-    <w:bookmarkStart w:id="30" w:name="experience"/>
+    <w:bookmarkEnd w:id="16"/>
+    <w:bookmarkStart w:id="44" w:name="experience"/>
+    <w:bookmarkStart w:id="19" w:name="experience"/>
     <w:p>
       <w:pPr>
         <w:pStyle w:val="Heading2"/>
@@ -269,12 +269,128 @@
         <w:t xml:space="preserve">Experience</w:t>
       </w:r>
     </w:p>
-    <w:bookmarkStart w:id="29" w:name="legalzoom"/>
+    <w:bookmarkStart w:id="18" w:name="invoca"/>
     <w:p>
       <w:pPr>
         <w:pStyle w:val="Heading3"/>
       </w:pPr>
-      <w:hyperlink r:id="rId28">
+      <w:hyperlink r:id="rId17">
+        <w:r>
+          <w:rPr>
+            <w:rStyle w:val="Hyperlink"/>
+          </w:rPr>
+          <w:t xml:space="preserve">Invoca</w:t>
+        </w:r>
+      </w:hyperlink>
+    </w:p>
+    <w:p>
+      <w:pPr>
+        <w:pStyle w:val="FirstParagraph"/>
+      </w:pPr>
+      <w:r>
+        <w:t xml:space="preserve">SRE Tech Lead (Senior Site Reliability Engineer II)</w:t>
+      </w:r>
+      <w:r>
+        <w:t xml:space="preserve"> </w:t>
+      </w:r>
+      <w:r>
+        <w:t xml:space="preserve">Dec 2024</w:t>
+      </w:r>
+      <w:r>
+        <w:t xml:space="preserve"> </w:t>
+      </w:r>
+      <w:r>
+        <w:t xml:space="preserve">- Present</w:t>
+      </w:r>
+    </w:p>
+    <w:bookmarkEnd w:id="18"/>
+    <w:p>
+      <w:pPr>
+        <w:pStyle w:val="BodyText"/>
+      </w:pPr>
+      <w:r>
+        <w:t xml:space="preserve">Tech Lead for the Core SRE team, focused on Infrastructure &amp; Security. Responsible for Cloud Infrastructure, security architecture, system maintenance, monitoring and alerting, and incident management.</w:t>
+      </w:r>
+    </w:p>
+    <w:p>
+      <w:pPr>
+        <w:pStyle w:val="Compact"/>
+        <w:numPr>
+          <w:ilvl w:val="0"/>
+          <w:numId w:val="1001"/>
+        </w:numPr>
+      </w:pPr>
+      <w:r>
+        <w:t xml:space="preserve">Team technical leadership responsibilities of mentoring, hiring, and onboarding engineers. Team and organizational level roadmap and project planning. Coordination and collaboration with other teams on joint infrastructure, platform, and security concerns.</w:t>
+      </w:r>
+    </w:p>
+    <w:p>
+      <w:pPr>
+        <w:pStyle w:val="Compact"/>
+        <w:numPr>
+          <w:ilvl w:val="0"/>
+          <w:numId w:val="1001"/>
+        </w:numPr>
+      </w:pPr>
+      <w:r>
+        <w:t xml:space="preserve">Ownership of organizational incident response and root cause analysis process and technologies. Migration from Opsgenie to PagerDuty. Created unified incident response workflow and IaC-templated on-call configuration used across 20 teams and 130 responders.</w:t>
+      </w:r>
+    </w:p>
+    <w:p>
+      <w:pPr>
+        <w:pStyle w:val="Compact"/>
+        <w:numPr>
+          <w:ilvl w:val="0"/>
+          <w:numId w:val="1001"/>
+        </w:numPr>
+      </w:pPr>
+      <w:r>
+        <w:t xml:space="preserve">Day-to-day on-call responsibilities monitoring, maintaining, and automating production infrastructure and providing expertise</w:t>
+      </w:r>
+    </w:p>
+    <w:p>
+      <w:pPr>
+        <w:pStyle w:val="Compact"/>
+        <w:numPr>
+          <w:ilvl w:val="0"/>
+          <w:numId w:val="1001"/>
+        </w:numPr>
+      </w:pPr>
+      <w:r>
+        <w:t xml:space="preserve">Ownership of multi-cloud (AWS and GCP) Cloud Infrastructure, cross-region Kubernetes clusters (both self-hosted and managed EKS/GKE), telephony infrastructure, Chef-managed Debian instances, MySQL databases, Kafka, Elasticsearch, Redis, Auth0</w:t>
+      </w:r>
+    </w:p>
+    <w:p>
+      <w:pPr>
+        <w:pStyle w:val="Compact"/>
+        <w:numPr>
+          <w:ilvl w:val="0"/>
+          <w:numId w:val="1001"/>
+        </w:numPr>
+      </w:pPr>
+      <w:r>
+        <w:t xml:space="preserve">Ownership of development and release platform infrastructure GitHub Enterprise, BuildKite, Terraform (Atlantis), ArgoCD, Backstage</w:t>
+      </w:r>
+    </w:p>
+    <w:p>
+      <w:pPr>
+        <w:pStyle w:val="Compact"/>
+        <w:numPr>
+          <w:ilvl w:val="0"/>
+          <w:numId w:val="1001"/>
+        </w:numPr>
+      </w:pPr>
+      <w:r>
+        <w:t xml:space="preserve">Close collaboration with Infosec on infrastructure security, including network scanning and automation to detect and remediate compliance issues and provide audit evidence (SOC 2, PCI DSS, ISO 27001, GDPR)</w:t>
+      </w:r>
+    </w:p>
+    <w:bookmarkEnd w:id="19"/>
+    <w:bookmarkStart w:id="21" w:name="legalzoom"/>
+    <w:p>
+      <w:pPr>
+        <w:pStyle w:val="Heading3"/>
+      </w:pPr>
+      <w:hyperlink r:id="rId20">
         <w:r>
           <w:rPr>
             <w:rStyle w:val="Hyperlink"/>
@@ -303,7 +419,7 @@
         <w:t xml:space="preserve">- Sep 2024</w:t>
       </w:r>
     </w:p>
-    <w:bookmarkEnd w:id="29"/>
+    <w:bookmarkEnd w:id="21"/>
     <w:p>
       <w:pPr>
         <w:pStyle w:val="BodyText"/>
@@ -317,7 +433,7 @@
         <w:pStyle w:val="Compact"/>
         <w:numPr>
           <w:ilvl w:val="0"/>
-          <w:numId w:val="1001"/>
+          <w:numId w:val="1002"/>
         </w:numPr>
       </w:pPr>
       <w:r>
@@ -329,7 +445,7 @@
         <w:pStyle w:val="Compact"/>
         <w:numPr>
           <w:ilvl w:val="0"/>
-          <w:numId w:val="1001"/>
+          <w:numId w:val="1002"/>
         </w:numPr>
       </w:pPr>
       <w:r>
@@ -341,7 +457,7 @@
         <w:pStyle w:val="Compact"/>
         <w:numPr>
           <w:ilvl w:val="0"/>
-          <w:numId w:val="1001"/>
+          <w:numId w:val="1002"/>
         </w:numPr>
       </w:pPr>
       <w:r>
@@ -353,7 +469,7 @@
         <w:pStyle w:val="Compact"/>
         <w:numPr>
           <w:ilvl w:val="0"/>
-          <w:numId w:val="1001"/>
+          <w:numId w:val="1002"/>
         </w:numPr>
       </w:pPr>
       <w:r>
@@ -365,7 +481,7 @@
         <w:pStyle w:val="Compact"/>
         <w:numPr>
           <w:ilvl w:val="0"/>
-          <w:numId w:val="1001"/>
+          <w:numId w:val="1002"/>
         </w:numPr>
       </w:pPr>
       <w:r>
@@ -377,7 +493,7 @@
         <w:pStyle w:val="Compact"/>
         <w:numPr>
           <w:ilvl w:val="0"/>
-          <w:numId w:val="1001"/>
+          <w:numId w:val="1002"/>
         </w:numPr>
       </w:pPr>
       <w:r>
@@ -389,20 +505,19 @@
         <w:pStyle w:val="Compact"/>
         <w:numPr>
           <w:ilvl w:val="0"/>
-          <w:numId w:val="1001"/>
-        </w:numPr>
-      </w:pPr>
-      <w:r>
-        <w:t xml:space="preserve">Platform operations and maintenance for CI/CD, Monitoring, Deployment systems (including migrating legacy systems). Including GitHub Enterprise, GitHub Actions, ArgoCD, Jenkins, Kubernetes, Datadog, Azure Active Directory, Azure DevOps, Rundeck, IIS, and Rundeck.</w:t>
-      </w:r>
-    </w:p>
-    <w:bookmarkEnd w:id="30"/>
-    <w:bookmarkStart w:id="32" w:name="armorblox"/>
+          <w:numId w:val="1002"/>
+        </w:numPr>
+      </w:pPr>
+      <w:r>
+        <w:t xml:space="preserve">Platform operations and maintenance for CI/CD, Monitoring, Deployment systems (including migrating legacy systems). Including Kubernetes, GitHub Enterprise, GitHub Actions, ArgoCD, Jenkins, Datadog, Entra ID (Azure AD), and Rundeck.</w:t>
+      </w:r>
+    </w:p>
+    <w:bookmarkStart w:id="23" w:name="armorblox"/>
     <w:p>
       <w:pPr>
         <w:pStyle w:val="Heading3"/>
       </w:pPr>
-      <w:hyperlink r:id="rId31">
+      <w:hyperlink r:id="rId22">
         <w:r>
           <w:rPr>
             <w:rStyle w:val="Hyperlink"/>
@@ -431,7 +546,7 @@
         <w:t xml:space="preserve">- Jul 2022</w:t>
       </w:r>
     </w:p>
-    <w:bookmarkEnd w:id="32"/>
+    <w:bookmarkEnd w:id="23"/>
     <w:p>
       <w:pPr>
         <w:pStyle w:val="BodyText"/>
@@ -453,7 +568,7 @@
         <w:pStyle w:val="Compact"/>
         <w:numPr>
           <w:ilvl w:val="0"/>
-          <w:numId w:val="1002"/>
+          <w:numId w:val="1003"/>
         </w:numPr>
       </w:pPr>
       <w:r>
@@ -465,7 +580,7 @@
         <w:pStyle w:val="Compact"/>
         <w:numPr>
           <w:ilvl w:val="0"/>
-          <w:numId w:val="1002"/>
+          <w:numId w:val="1003"/>
         </w:numPr>
       </w:pPr>
       <w:r>
@@ -477,7 +592,7 @@
         <w:pStyle w:val="Compact"/>
         <w:numPr>
           <w:ilvl w:val="0"/>
-          <w:numId w:val="1002"/>
+          <w:numId w:val="1003"/>
         </w:numPr>
       </w:pPr>
       <w:r>
@@ -489,7 +604,7 @@
         <w:pStyle w:val="Compact"/>
         <w:numPr>
           <w:ilvl w:val="0"/>
-          <w:numId w:val="1002"/>
+          <w:numId w:val="1003"/>
         </w:numPr>
       </w:pPr>
       <w:r>
@@ -501,7 +616,7 @@
         <w:pStyle w:val="Compact"/>
         <w:numPr>
           <w:ilvl w:val="0"/>
-          <w:numId w:val="1002"/>
+          <w:numId w:val="1003"/>
         </w:numPr>
       </w:pPr>
       <w:r>
@@ -513,19 +628,19 @@
         <w:pStyle w:val="Compact"/>
         <w:numPr>
           <w:ilvl w:val="0"/>
-          <w:numId w:val="1002"/>
+          <w:numId w:val="1003"/>
         </w:numPr>
       </w:pPr>
       <w:r>
         <w:t xml:space="preserve">Catch-all DevOps support for developers, QA engineers, and Customer Support staff who need help understanding, interacting with, fixing issues, as well as identifying common problems and developing solutions to prevent future recurrence</w:t>
       </w:r>
     </w:p>
-    <w:bookmarkStart w:id="34" w:name="new-context"/>
+    <w:bookmarkStart w:id="25" w:name="new-context"/>
     <w:p>
       <w:pPr>
         <w:pStyle w:val="Heading3"/>
       </w:pPr>
-      <w:hyperlink r:id="rId33">
+      <w:hyperlink r:id="rId24">
         <w:r>
           <w:rPr>
             <w:rStyle w:val="Hyperlink"/>
@@ -554,7 +669,7 @@
         <w:t xml:space="preserve">- Mar 2021</w:t>
       </w:r>
     </w:p>
-    <w:bookmarkEnd w:id="34"/>
+    <w:bookmarkEnd w:id="25"/>
     <w:p>
       <w:pPr>
         <w:pStyle w:val="BodyText"/>
@@ -571,12 +686,12 @@
         <w:t xml:space="preserve">While there, I created Go microservices leveraging GCP, AWS, Kubernetes, and Postgres APIs to do internal service discovery and track sensitive data flow throughout organizational infrastructure. The results of this analysis were stored in an extensible neo4j graph database and surfaced as security and business metric queries and dashboards.</w:t>
       </w:r>
     </w:p>
-    <w:bookmarkStart w:id="36" w:name="atlassian"/>
+    <w:bookmarkStart w:id="27" w:name="atlassian"/>
     <w:p>
       <w:pPr>
         <w:pStyle w:val="Heading3"/>
       </w:pPr>
-      <w:hyperlink r:id="rId35">
+      <w:hyperlink r:id="rId26">
         <w:r>
           <w:rPr>
             <w:rStyle w:val="Hyperlink"/>
@@ -605,7 +720,7 @@
         <w:t xml:space="preserve">- Feb 2018</w:t>
       </w:r>
     </w:p>
-    <w:bookmarkEnd w:id="36"/>
+    <w:bookmarkEnd w:id="27"/>
     <w:p>
       <w:pPr>
         <w:pStyle w:val="BodyText"/>
@@ -635,7 +750,7 @@
         <w:pStyle w:val="Compact"/>
         <w:numPr>
           <w:ilvl w:val="0"/>
-          <w:numId w:val="1003"/>
+          <w:numId w:val="1004"/>
         </w:numPr>
       </w:pPr>
       <w:r>
@@ -647,7 +762,7 @@
         <w:pStyle w:val="Compact"/>
         <w:numPr>
           <w:ilvl w:val="0"/>
-          <w:numId w:val="1003"/>
+          <w:numId w:val="1004"/>
         </w:numPr>
       </w:pPr>
       <w:r>
@@ -659,7 +774,7 @@
         <w:pStyle w:val="Compact"/>
         <w:numPr>
           <w:ilvl w:val="0"/>
-          <w:numId w:val="1003"/>
+          <w:numId w:val="1004"/>
         </w:numPr>
       </w:pPr>
       <w:r>
@@ -671,7 +786,7 @@
         <w:pStyle w:val="Compact"/>
         <w:numPr>
           <w:ilvl w:val="0"/>
-          <w:numId w:val="1003"/>
+          <w:numId w:val="1004"/>
         </w:numPr>
       </w:pPr>
       <w:r>
@@ -683,19 +798,19 @@
         <w:pStyle w:val="Compact"/>
         <w:numPr>
           <w:ilvl w:val="0"/>
-          <w:numId w:val="1003"/>
+          <w:numId w:val="1004"/>
         </w:numPr>
       </w:pPr>
       <w:r>
         <w:t xml:space="preserve">Have full ownership of the services release management, including GitOps for environment management and hotfixes</w:t>
       </w:r>
     </w:p>
-    <w:bookmarkStart w:id="38" w:name="salesforce"/>
+    <w:bookmarkStart w:id="29" w:name="salesforce"/>
     <w:p>
       <w:pPr>
         <w:pStyle w:val="Heading3"/>
       </w:pPr>
-      <w:hyperlink r:id="rId37">
+      <w:hyperlink r:id="rId28">
         <w:r>
           <w:rPr>
             <w:rStyle w:val="Hyperlink"/>
@@ -724,7 +839,7 @@
         <w:t xml:space="preserve">- Dec 2016</w:t>
       </w:r>
     </w:p>
-    <w:bookmarkEnd w:id="38"/>
+    <w:bookmarkEnd w:id="29"/>
     <w:p>
       <w:pPr>
         <w:pStyle w:val="BodyText"/>
@@ -733,12 +848,12 @@
         <w:t xml:space="preserve">I created a Public Key Infrastructure for internal services including HSM-backed CA with CFSSL and Puppet managed internal service public key credential generation.</w:t>
       </w:r>
     </w:p>
-    <w:bookmarkStart w:id="40" w:name="cloudflare"/>
+    <w:bookmarkStart w:id="31" w:name="cloudflare"/>
     <w:p>
       <w:pPr>
         <w:pStyle w:val="Heading3"/>
       </w:pPr>
-      <w:hyperlink r:id="rId39">
+      <w:hyperlink r:id="rId30">
         <w:r>
           <w:rPr>
             <w:rStyle w:val="Hyperlink"/>
@@ -767,7 +882,7 @@
         <w:t xml:space="preserve">- Mar 2016</w:t>
       </w:r>
     </w:p>
-    <w:bookmarkEnd w:id="40"/>
+    <w:bookmarkEnd w:id="31"/>
     <w:p>
       <w:pPr>
         <w:pStyle w:val="BodyText"/>
@@ -800,12 +915,12 @@
         <w:t xml:space="preserve">During my time here, I learned a great deal about the modern TLS ecosystem on the internet, including spending many hours on code archaeology of various server and client codebases or testing closed source implementations to diagnose and fix / workaround protocol bugs as they came up in the wild.</w:t>
       </w:r>
     </w:p>
-    <w:bookmarkStart w:id="42" w:name="google-summer-of-code"/>
+    <w:bookmarkStart w:id="33" w:name="google-summer-of-code"/>
     <w:p>
       <w:pPr>
         <w:pStyle w:val="Heading3"/>
       </w:pPr>
-      <w:hyperlink r:id="rId41">
+      <w:hyperlink r:id="rId32">
         <w:r>
           <w:rPr>
             <w:rStyle w:val="Hyperlink"/>
@@ -834,7 +949,7 @@
         <w:t xml:space="preserve">- Jul 2014</w:t>
       </w:r>
     </w:p>
-    <w:bookmarkEnd w:id="42"/>
+    <w:bookmarkEnd w:id="33"/>
     <w:p>
       <w:pPr>
         <w:pStyle w:val="BodyText"/>
@@ -843,12 +958,12 @@
         <w:t xml:space="preserve">I worked on packaging ooni-probe (part of the Open Observatory of Network Interference) for easy access and use in locations where ISPs or Governments are blocking Tor. I learned a great deal about the obfuscation (and detection) techniques used in the wild to hide (and identify) encrypted communications.</w:t>
       </w:r>
     </w:p>
-    <w:bookmarkStart w:id="44" w:name="amazon"/>
+    <w:bookmarkStart w:id="35" w:name="amazon"/>
     <w:p>
       <w:pPr>
         <w:pStyle w:val="Heading3"/>
       </w:pPr>
-      <w:hyperlink r:id="rId43">
+      <w:hyperlink r:id="rId34">
         <w:r>
           <w:rPr>
             <w:rStyle w:val="Hyperlink"/>
@@ -877,7 +992,7 @@
         <w:t xml:space="preserve">- Dec 2013</w:t>
       </w:r>
     </w:p>
-    <w:bookmarkEnd w:id="44"/>
+    <w:bookmarkEnd w:id="35"/>
     <w:p>
       <w:pPr>
         <w:pStyle w:val="BodyText"/>
@@ -886,12 +1001,12 @@
         <w:t xml:space="preserve">As an engineer on the AWS S3 team, I built a service to detect hotspots in the S3 cloud storage system trie data structure for targeted repair to keep S3 lookups performant.</w:t>
       </w:r>
     </w:p>
-    <w:bookmarkStart w:id="46" w:name="mozilla-owasp"/>
+    <w:bookmarkStart w:id="37" w:name="mozilla-owasp"/>
     <w:p>
       <w:pPr>
         <w:pStyle w:val="Heading3"/>
       </w:pPr>
-      <w:hyperlink r:id="rId45">
+      <w:hyperlink r:id="rId36">
         <w:r>
           <w:rPr>
             <w:rStyle w:val="Hyperlink"/>
@@ -920,7 +1035,7 @@
         <w:t xml:space="preserve">- Sep 2013</w:t>
       </w:r>
     </w:p>
-    <w:bookmarkEnd w:id="46"/>
+    <w:bookmarkEnd w:id="37"/>
     <w:p>
       <w:pPr>
         <w:pStyle w:val="BodyText"/>
@@ -929,12 +1044,12 @@
         <w:t xml:space="preserve">While working as a software engineering intern with the Mozilla Security Tools team, I worked on the OWASP ZAP webapp penetration testing tool and added SPDY (later HTTP/2) and QUIC (later HTTP/3) support by rewriting the internal network stack using the Netty framework.</w:t>
       </w:r>
     </w:p>
-    <w:bookmarkStart w:id="48" w:name="vmware"/>
+    <w:bookmarkStart w:id="39" w:name="vmware"/>
     <w:p>
       <w:pPr>
         <w:pStyle w:val="Heading3"/>
       </w:pPr>
-      <w:hyperlink r:id="rId47">
+      <w:hyperlink r:id="rId38">
         <w:r>
           <w:rPr>
             <w:rStyle w:val="Hyperlink"/>
@@ -963,7 +1078,7 @@
         <w:t xml:space="preserve">- Jun 2013</w:t>
       </w:r>
     </w:p>
-    <w:bookmarkEnd w:id="48"/>
+    <w:bookmarkEnd w:id="39"/>
     <w:p>
       <w:pPr>
         <w:pStyle w:val="BodyText"/>
@@ -972,12 +1087,12 @@
         <w:t xml:space="preserve">I added Secure Boot support to virtual UEFI firmware across all VMware products by implementing OpenSSL-based public key authentication in virtual storage devices.</w:t>
       </w:r>
     </w:p>
-    <w:bookmarkStart w:id="50" w:name="facebook"/>
+    <w:bookmarkStart w:id="41" w:name="facebook"/>
     <w:p>
       <w:pPr>
         <w:pStyle w:val="Heading3"/>
       </w:pPr>
-      <w:hyperlink r:id="rId49">
+      <w:hyperlink r:id="rId40">
         <w:r>
           <w:rPr>
             <w:rStyle w:val="Hyperlink"/>
@@ -1006,7 +1121,7 @@
         <w:t xml:space="preserve">- Apr 2013</w:t>
       </w:r>
     </w:p>
-    <w:bookmarkEnd w:id="50"/>
+    <w:bookmarkEnd w:id="41"/>
     <w:p>
       <w:pPr>
         <w:pStyle w:val="BodyText"/>
@@ -1015,12 +1130,12 @@
         <w:t xml:space="preserve">I worked on the Security Infrastructure team to detect Android malware on end-user devices and track spread through the social Graph API.</w:t>
       </w:r>
     </w:p>
-    <w:bookmarkStart w:id="52" w:name="stanford-curis"/>
+    <w:bookmarkStart w:id="43" w:name="stanford-curis"/>
     <w:p>
       <w:pPr>
         <w:pStyle w:val="Heading3"/>
       </w:pPr>
-      <w:hyperlink r:id="rId51">
+      <w:hyperlink r:id="rId42">
         <w:r>
           <w:rPr>
             <w:rStyle w:val="Hyperlink"/>
@@ -1049,7 +1164,7 @@
         <w:t xml:space="preserve">- Sep 2012</w:t>
       </w:r>
     </w:p>
-    <w:bookmarkEnd w:id="52"/>
+    <w:bookmarkEnd w:id="43"/>
     <w:p>
       <w:pPr>
         <w:pStyle w:val="BodyText"/>
@@ -1058,9 +1173,9 @@
         <w:t xml:space="preserve">Using C++ and NTL, I designed and implemented a highly optimized Lattice-based Fully Homomorphic (FHE) cryptosystem based on a custom polynomial ring translation of [Brakerski12] resulting in a paper and poster.</w:t>
       </w:r>
     </w:p>
-    <w:bookmarkEnd w:id="53"/>
-    <w:bookmarkStart w:id="55" w:name="skills"/>
-    <w:bookmarkStart w:id="54" w:name="skills"/>
+    <w:bookmarkEnd w:id="44"/>
+    <w:bookmarkStart w:id="46" w:name="skills"/>
+    <w:bookmarkStart w:id="45" w:name="skills"/>
     <w:p>
       <w:pPr>
         <w:pStyle w:val="Heading2"/>
@@ -1077,7 +1192,7 @@
         <w:t xml:space="preserve">System Reliability Engineering</w:t>
       </w:r>
     </w:p>
-    <w:bookmarkEnd w:id="54"/>
+    <w:bookmarkEnd w:id="45"/>
     <w:p>
       <w:pPr>
         <w:pStyle w:val="BodyText"/>
@@ -1630,9 +1745,9 @@
         <w:t xml:space="preserve">SSH</w:t>
       </w:r>
     </w:p>
-    <w:bookmarkEnd w:id="55"/>
-    <w:bookmarkStart w:id="59" w:name="education"/>
-    <w:bookmarkStart w:id="57" w:name="education"/>
+    <w:bookmarkEnd w:id="46"/>
+    <w:bookmarkStart w:id="50" w:name="education"/>
+    <w:bookmarkStart w:id="48" w:name="education"/>
     <w:p>
       <w:pPr>
         <w:pStyle w:val="Heading2"/>
@@ -1641,7 +1756,7 @@
         <w:t xml:space="preserve">Education</w:t>
       </w:r>
     </w:p>
-    <w:bookmarkStart w:id="56" w:name="stanford-university"/>
+    <w:bookmarkStart w:id="47" w:name="stanford-university"/>
     <w:p>
       <w:pPr>
         <w:pStyle w:val="Heading3"/>
@@ -1667,7 +1782,7 @@
         <w:t xml:space="preserve">- Jul 2014</w:t>
       </w:r>
     </w:p>
-    <w:bookmarkEnd w:id="56"/>
+    <w:bookmarkEnd w:id="47"/>
     <w:p>
       <w:pPr>
         <w:pStyle w:val="BodyText"/>
@@ -1697,7 +1812,7 @@
         <w:pStyle w:val="Compact"/>
         <w:numPr>
           <w:ilvl w:val="0"/>
-          <w:numId w:val="1004"/>
+          <w:numId w:val="1005"/>
         </w:numPr>
       </w:pPr>
       <w:r>
@@ -1709,7 +1824,7 @@
         <w:pStyle w:val="Compact"/>
         <w:numPr>
           <w:ilvl w:val="0"/>
-          <w:numId w:val="1004"/>
+          <w:numId w:val="1005"/>
         </w:numPr>
       </w:pPr>
       <w:r>
@@ -1721,7 +1836,7 @@
         <w:pStyle w:val="Compact"/>
         <w:numPr>
           <w:ilvl w:val="0"/>
-          <w:numId w:val="1004"/>
+          <w:numId w:val="1005"/>
         </w:numPr>
       </w:pPr>
       <w:r>
@@ -1733,7 +1848,7 @@
         <w:pStyle w:val="Compact"/>
         <w:numPr>
           <w:ilvl w:val="0"/>
-          <w:numId w:val="1004"/>
+          <w:numId w:val="1005"/>
         </w:numPr>
       </w:pPr>
       <w:r>
@@ -1745,7 +1860,7 @@
         <w:pStyle w:val="Compact"/>
         <w:numPr>
           <w:ilvl w:val="0"/>
-          <w:numId w:val="1004"/>
+          <w:numId w:val="1005"/>
         </w:numPr>
       </w:pPr>
       <w:r>
@@ -1757,7 +1872,7 @@
         <w:pStyle w:val="Compact"/>
         <w:numPr>
           <w:ilvl w:val="0"/>
-          <w:numId w:val="1004"/>
+          <w:numId w:val="1005"/>
         </w:numPr>
       </w:pPr>
       <w:r>
@@ -1769,7 +1884,7 @@
         <w:pStyle w:val="Compact"/>
         <w:numPr>
           <w:ilvl w:val="0"/>
-          <w:numId w:val="1004"/>
+          <w:numId w:val="1005"/>
         </w:numPr>
       </w:pPr>
       <w:r>
@@ -1781,7 +1896,7 @@
         <w:pStyle w:val="Compact"/>
         <w:numPr>
           <w:ilvl w:val="0"/>
-          <w:numId w:val="1004"/>
+          <w:numId w:val="1005"/>
         </w:numPr>
       </w:pPr>
       <w:r>
@@ -1793,7 +1908,7 @@
         <w:pStyle w:val="Compact"/>
         <w:numPr>
           <w:ilvl w:val="0"/>
-          <w:numId w:val="1004"/>
+          <w:numId w:val="1005"/>
         </w:numPr>
       </w:pPr>
       <w:r>
@@ -1805,7 +1920,7 @@
         <w:pStyle w:val="Compact"/>
         <w:numPr>
           <w:ilvl w:val="0"/>
-          <w:numId w:val="1004"/>
+          <w:numId w:val="1005"/>
         </w:numPr>
       </w:pPr>
       <w:r>
@@ -1817,7 +1932,7 @@
         <w:pStyle w:val="Compact"/>
         <w:numPr>
           <w:ilvl w:val="0"/>
-          <w:numId w:val="1004"/>
+          <w:numId w:val="1005"/>
         </w:numPr>
       </w:pPr>
       <w:r>
@@ -1829,7 +1944,7 @@
         <w:pStyle w:val="Compact"/>
         <w:numPr>
           <w:ilvl w:val="0"/>
-          <w:numId w:val="1004"/>
+          <w:numId w:val="1005"/>
         </w:numPr>
       </w:pPr>
       <w:r>
@@ -1841,15 +1956,15 @@
         <w:pStyle w:val="Compact"/>
         <w:numPr>
           <w:ilvl w:val="0"/>
-          <w:numId w:val="1004"/>
+          <w:numId w:val="1005"/>
         </w:numPr>
       </w:pPr>
       <w:r>
         <w:t xml:space="preserve">Math 171: Fundamental Concepts of Analysis</w:t>
       </w:r>
     </w:p>
-    <w:bookmarkEnd w:id="57"/>
-    <w:bookmarkStart w:id="58" w:name="X6d8b72aaff67454d30a9caccf817f80986671ad"/>
+    <w:bookmarkEnd w:id="48"/>
+    <w:bookmarkStart w:id="49" w:name="X6d8b72aaff67454d30a9caccf817f80986671ad"/>
     <w:p>
       <w:pPr>
         <w:pStyle w:val="Heading3"/>
@@ -1875,7 +1990,7 @@
         <w:t xml:space="preserve">- Apr 2010</w:t>
       </w:r>
     </w:p>
-    <w:bookmarkEnd w:id="58"/>
+    <w:bookmarkEnd w:id="49"/>
     <w:p>
       <w:pPr>
         <w:pStyle w:val="BodyText"/>
@@ -1905,7 +2020,7 @@
         <w:pStyle w:val="Compact"/>
         <w:numPr>
           <w:ilvl w:val="0"/>
-          <w:numId w:val="1005"/>
+          <w:numId w:val="1006"/>
         </w:numPr>
       </w:pPr>
       <w:r>
@@ -1917,7 +2032,7 @@
         <w:pStyle w:val="Compact"/>
         <w:numPr>
           <w:ilvl w:val="0"/>
-          <w:numId w:val="1005"/>
+          <w:numId w:val="1006"/>
         </w:numPr>
       </w:pPr>
       <w:r>
@@ -1929,7 +2044,7 @@
         <w:pStyle w:val="Compact"/>
         <w:numPr>
           <w:ilvl w:val="0"/>
-          <w:numId w:val="1005"/>
+          <w:numId w:val="1006"/>
         </w:numPr>
       </w:pPr>
       <w:r>
@@ -1941,7 +2056,7 @@
         <w:pStyle w:val="Compact"/>
         <w:numPr>
           <w:ilvl w:val="0"/>
-          <w:numId w:val="1005"/>
+          <w:numId w:val="1006"/>
         </w:numPr>
       </w:pPr>
       <w:r>
@@ -1953,7 +2068,7 @@
         <w:pStyle w:val="Compact"/>
         <w:numPr>
           <w:ilvl w:val="0"/>
-          <w:numId w:val="1005"/>
+          <w:numId w:val="1006"/>
         </w:numPr>
       </w:pPr>
       <w:r>
@@ -1965,15 +2080,15 @@
         <w:pStyle w:val="Compact"/>
         <w:numPr>
           <w:ilvl w:val="0"/>
-          <w:numId w:val="1005"/>
+          <w:numId w:val="1006"/>
         </w:numPr>
       </w:pPr>
       <w:r>
         <w:t xml:space="preserve">Math 310: Discrete Mathematics</w:t>
       </w:r>
     </w:p>
-    <w:bookmarkEnd w:id="59"/>
-    <w:bookmarkEnd w:id="60"/>
+    <w:bookmarkEnd w:id="50"/>
+    <w:bookmarkEnd w:id="51"/>
     <w:sectPr>
       <w:footnotePr>
         <w:numRestart w:val="eachSect"/>
@@ -2205,6 +2320,9 @@
   <w:num w:numId="1005">
     <w:abstractNumId w:val="991"/>
   </w:num>
+  <w:num w:numId="1006">
+    <w:abstractNumId w:val="991"/>
+  </w:num>
 </w:numbering>
 </file>
 
@@ -2213,10 +2331,10 @@
   <w:docDefaults>
     <w:rPrDefault>
       <w:rPr>
-        <w:rFonts w:asciiTheme="minorHAnsi" w:cstheme="minorBidi" w:eastAsiaTheme="minorHAnsi" w:hAnsiTheme="minorHAnsi"/>
+        <w:rFonts w:asciiTheme="minorHAnsi" w:cstheme="minorBidi" w:eastAsiaTheme="minorEastAsia" w:hAnsiTheme="minorHAnsi"/>
         <w:sz w:val="24"/>
         <w:szCs w:val="24"/>
-        <w:lang w:bidi="ar-SA" w:eastAsia="en-US" w:val="en-US"/>
+        <w:lang w:bidi="ar-SA" w:eastAsia="zh-CN" w:val="en-US"/>
       </w:rPr>
     </w:rPrDefault>
     <w:pPrDefault>
@@ -2757,13 +2875,6 @@
       </w:tblCellMar>
     </w:tblPr>
     <w:tblStylePr w:type="firstRow">
-      <w:tblPr>
-        <w:jc w:val="left"/>
-        <w:tblInd w:type="dxa" w:w="0"/>
-      </w:tblPr>
-      <w:trPr>
-        <w:jc w:val="left"/>
-      </w:trPr>
       <w:tcPr>
         <w:tcBorders>
           <w:bottom w:val="single"/>

--- a/OliviaHaven.docx
+++ b/OliviaHaven.docx
@@ -754,7 +754,7 @@
         </w:numPr>
       </w:pPr>
       <w:r>
-        <w:t xml:space="preserve">Implement custom metric gathering with Prometheus</w:t>
+        <w:t xml:space="preserve">Implement custom metric gathering with Prometheus to track SLIs</w:t>
       </w:r>
     </w:p>
     <w:p>
@@ -766,7 +766,7 @@
         </w:numPr>
       </w:pPr>
       <w:r>
-        <w:t xml:space="preserve">Create performance &amp; reliability monitoring dashboards in Honeycomb</w:t>
+        <w:t xml:space="preserve">Create performance &amp; reliability monitoring dashboards and alerting to track service reliability, uptime, and SLAs with API consumers</w:t>
       </w:r>
     </w:p>
     <w:p>
@@ -778,7 +778,7 @@
         </w:numPr>
       </w:pPr>
       <w:r>
-        <w:t xml:space="preserve">Act as first line Oncall and service specific alerting and operations runbooks</w:t>
+        <w:t xml:space="preserve">Create on-call rotation and act as first line on-call service specific alerting and operations runbooks</w:t>
       </w:r>
     </w:p>
     <w:p>

--- a/OliviaHaven.docx
+++ b/OliviaHaven.docx
@@ -743,6 +743,18 @@
       </w:pPr>
       <w:r>
         <w:t xml:space="preserve">I gained a lot of monitoring and performance tuning skills by working with Atlassian's amazing embedded SRE team to:</w:t>
+      </w:r>
+    </w:p>
+    <w:p>
+      <w:pPr>
+        <w:pStyle w:val="Compact"/>
+        <w:numPr>
+          <w:ilvl w:val="0"/>
+          <w:numId w:val="1004"/>
+        </w:numPr>
+      </w:pPr>
+      <w:r>
+        <w:t xml:space="preserve">Hands-on design and architecture and development of distributed, highly-available Apache Cassandra database and redis and memcached caching layers</w:t>
       </w:r>
     </w:p>
     <w:p>

--- a/OliviaHaven.docx
+++ b/OliviaHaven.docx
@@ -288,7 +288,7 @@
         <w:pStyle w:val="FirstParagraph"/>
       </w:pPr>
       <w:r>
-        <w:t xml:space="preserve">SRE Tech Lead (Senior Site Reliability Engineer II)</w:t>
+        <w:t xml:space="preserve">Staff Site Reliability Engineer and SRE Tech Lead</w:t>
       </w:r>
       <w:r>
         <w:t xml:space="preserve"> </w:t>

--- a/OliviaHaven.docx
+++ b/OliviaHaven.docx
@@ -10,7 +10,7 @@
         <w:t xml:space="preserve">Olivia Haven</w:t>
       </w:r>
     </w:p>
-    <w:bookmarkStart w:id="51" w:name="resume"/>
+    <w:bookmarkStart w:id="53" w:name="resume"/>
     <w:bookmarkStart w:id="16" w:name="heading"/>
     <w:bookmarkStart w:id="11" w:name="olivia-haven"/>
     <w:p>
@@ -259,7 +259,7 @@
       </w:r>
     </w:p>
     <w:bookmarkEnd w:id="16"/>
-    <w:bookmarkStart w:id="44" w:name="experience"/>
+    <w:bookmarkStart w:id="46" w:name="experience"/>
     <w:bookmarkStart w:id="19" w:name="experience"/>
     <w:p>
       <w:pPr>
@@ -288,7 +288,7 @@
         <w:pStyle w:val="FirstParagraph"/>
       </w:pPr>
       <w:r>
-        <w:t xml:space="preserve">Staff Site Reliability Engineer and SRE Tech Lead</w:t>
+        <w:t xml:space="preserve">Staff Site Reliability Engineer</w:t>
       </w:r>
       <w:r>
         <w:t xml:space="preserve"> </w:t>
@@ -309,7 +309,7 @@
         <w:pStyle w:val="BodyText"/>
       </w:pPr>
       <w:r>
-        <w:t xml:space="preserve">Tech Lead for the Core SRE team, focused on Infrastructure &amp; Security. Responsible for Cloud Infrastructure, security architecture, system maintenance, monitoring and alerting, and incident management.</w:t>
+        <w:t xml:space="preserve">Staff SRE and tech leadership for the Core SRE team, focused on Infrastructure &amp; Security. Responsible for Cloud Infrastructure, security architecture, system maintenance, monitoring and alerting, and incident management.</w:t>
       </w:r>
     </w:p>
     <w:p>
@@ -322,6 +322,18 @@
       </w:pPr>
       <w:r>
         <w:t xml:space="preserve">Team technical leadership responsibilities of mentoring, hiring, and onboarding engineers. Team and organizational level roadmap and project planning. Coordination and collaboration with other teams on joint infrastructure, platform, and security concerns.</w:t>
+      </w:r>
+    </w:p>
+    <w:p>
+      <w:pPr>
+        <w:pStyle w:val="Compact"/>
+        <w:numPr>
+          <w:ilvl w:val="0"/>
+          <w:numId w:val="1001"/>
+        </w:numPr>
+      </w:pPr>
+      <w:r>
+        <w:t xml:space="preserve">Winner of 2025 Q3 company impact award for high-visibility technical solutions benefiting entire organization and subsequent promotion from Senior SRE II to Staff SRE.</w:t>
       </w:r>
     </w:p>
     <w:p>
@@ -726,7 +738,7 @@
         <w:pStyle w:val="BodyText"/>
       </w:pPr>
       <w:r>
-        <w:t xml:space="preserve">I worked as a Senior Software Engineer building distributed microservices in Go for internal Identity APIs. This involved interacting with various Product, Platform, and SRE teams across Atlassian to support their specific use cases of a overarching Atlassian product and user Identity.</w:t>
+        <w:t xml:space="preserve">I worked as a Senior Software Engineer building distributed microservices in Go for internal Identity APIs supporting HipChat/Stride real-time chat as well as Confluence, Jira, and Bitbucket. This involved interacting with various Product, Platform, and SRE teams across Atlassian to support their specific use cases of a overarching Atlassian product and user Identity.</w:t>
       </w:r>
     </w:p>
     <w:p>
@@ -860,12 +872,55 @@
         <w:t xml:space="preserve">I created a Public Key Infrastructure for internal services including HSM-backed CA with CFSSL and Puppet managed internal service public key credential generation.</w:t>
       </w:r>
     </w:p>
-    <w:bookmarkStart w:id="31" w:name="cloudflare"/>
+    <w:bookmarkStart w:id="31" w:name="keybase"/>
     <w:p>
       <w:pPr>
         <w:pStyle w:val="Heading3"/>
       </w:pPr>
       <w:hyperlink r:id="rId30">
+        <w:r>
+          <w:rPr>
+            <w:rStyle w:val="Hyperlink"/>
+          </w:rPr>
+          <w:t xml:space="preserve">Keybase</w:t>
+        </w:r>
+      </w:hyperlink>
+    </w:p>
+    <w:p>
+      <w:pPr>
+        <w:pStyle w:val="FirstParagraph"/>
+      </w:pPr>
+      <w:r>
+        <w:t xml:space="preserve">Cryptographic Systems Engineer</w:t>
+      </w:r>
+      <w:r>
+        <w:t xml:space="preserve"> </w:t>
+      </w:r>
+      <w:r>
+        <w:t xml:space="preserve">Mar 2016</w:t>
+      </w:r>
+      <w:r>
+        <w:t xml:space="preserve"> </w:t>
+      </w:r>
+      <w:r>
+        <w:t xml:space="preserve">- Jun 2016</w:t>
+      </w:r>
+    </w:p>
+    <w:bookmarkEnd w:id="31"/>
+    <w:p>
+      <w:pPr>
+        <w:pStyle w:val="BodyText"/>
+      </w:pPr>
+      <w:r>
+        <w:t xml:space="preserve">Making crypto fun again by building easy to use modern cryptography software for end-to-end encryption. Contributed to initial design and architecture of Keybase secure messaging chat application and Go client applications and infrastructure. Contributed to open source saltpack, NaCl, OpenPGP libraries and building distributed systems in Go.</w:t>
+      </w:r>
+    </w:p>
+    <w:bookmarkStart w:id="33" w:name="cloudflare"/>
+    <w:p>
+      <w:pPr>
+        <w:pStyle w:val="Heading3"/>
+      </w:pPr>
+      <w:hyperlink r:id="rId32">
         <w:r>
           <w:rPr>
             <w:rStyle w:val="Hyperlink"/>
@@ -894,7 +949,7 @@
         <w:t xml:space="preserve">- Mar 2016</w:t>
       </w:r>
     </w:p>
-    <w:bookmarkEnd w:id="31"/>
+    <w:bookmarkEnd w:id="33"/>
     <w:p>
       <w:pPr>
         <w:pStyle w:val="BodyText"/>
@@ -927,12 +982,12 @@
         <w:t xml:space="preserve">During my time here, I learned a great deal about the modern TLS ecosystem on the internet, including spending many hours on code archaeology of various server and client codebases or testing closed source implementations to diagnose and fix / workaround protocol bugs as they came up in the wild.</w:t>
       </w:r>
     </w:p>
-    <w:bookmarkStart w:id="33" w:name="google-summer-of-code"/>
+    <w:bookmarkStart w:id="35" w:name="google-summer-of-code"/>
     <w:p>
       <w:pPr>
         <w:pStyle w:val="Heading3"/>
       </w:pPr>
-      <w:hyperlink r:id="rId32">
+      <w:hyperlink r:id="rId34">
         <w:r>
           <w:rPr>
             <w:rStyle w:val="Hyperlink"/>
@@ -961,7 +1016,7 @@
         <w:t xml:space="preserve">- Jul 2014</w:t>
       </w:r>
     </w:p>
-    <w:bookmarkEnd w:id="33"/>
+    <w:bookmarkEnd w:id="35"/>
     <w:p>
       <w:pPr>
         <w:pStyle w:val="BodyText"/>
@@ -970,12 +1025,12 @@
         <w:t xml:space="preserve">I worked on packaging ooni-probe (part of the Open Observatory of Network Interference) for easy access and use in locations where ISPs or Governments are blocking Tor. I learned a great deal about the obfuscation (and detection) techniques used in the wild to hide (and identify) encrypted communications.</w:t>
       </w:r>
     </w:p>
-    <w:bookmarkStart w:id="35" w:name="amazon"/>
+    <w:bookmarkStart w:id="37" w:name="amazon"/>
     <w:p>
       <w:pPr>
         <w:pStyle w:val="Heading3"/>
       </w:pPr>
-      <w:hyperlink r:id="rId34">
+      <w:hyperlink r:id="rId36">
         <w:r>
           <w:rPr>
             <w:rStyle w:val="Hyperlink"/>
@@ -1004,7 +1059,7 @@
         <w:t xml:space="preserve">- Dec 2013</w:t>
       </w:r>
     </w:p>
-    <w:bookmarkEnd w:id="35"/>
+    <w:bookmarkEnd w:id="37"/>
     <w:p>
       <w:pPr>
         <w:pStyle w:val="BodyText"/>
@@ -1013,12 +1068,12 @@
         <w:t xml:space="preserve">As an engineer on the AWS S3 team, I built a service to detect hotspots in the S3 cloud storage system trie data structure for targeted repair to keep S3 lookups performant.</w:t>
       </w:r>
     </w:p>
-    <w:bookmarkStart w:id="37" w:name="mozilla-owasp"/>
+    <w:bookmarkStart w:id="39" w:name="mozilla-owasp"/>
     <w:p>
       <w:pPr>
         <w:pStyle w:val="Heading3"/>
       </w:pPr>
-      <w:hyperlink r:id="rId36">
+      <w:hyperlink r:id="rId38">
         <w:r>
           <w:rPr>
             <w:rStyle w:val="Hyperlink"/>
@@ -1047,7 +1102,7 @@
         <w:t xml:space="preserve">- Sep 2013</w:t>
       </w:r>
     </w:p>
-    <w:bookmarkEnd w:id="37"/>
+    <w:bookmarkEnd w:id="39"/>
     <w:p>
       <w:pPr>
         <w:pStyle w:val="BodyText"/>
@@ -1056,12 +1111,12 @@
         <w:t xml:space="preserve">While working as a software engineering intern with the Mozilla Security Tools team, I worked on the OWASP ZAP webapp penetration testing tool and added SPDY (later HTTP/2) and QUIC (later HTTP/3) support by rewriting the internal network stack using the Netty framework.</w:t>
       </w:r>
     </w:p>
-    <w:bookmarkStart w:id="39" w:name="vmware"/>
+    <w:bookmarkStart w:id="41" w:name="vmware"/>
     <w:p>
       <w:pPr>
         <w:pStyle w:val="Heading3"/>
       </w:pPr>
-      <w:hyperlink r:id="rId38">
+      <w:hyperlink r:id="rId40">
         <w:r>
           <w:rPr>
             <w:rStyle w:val="Hyperlink"/>
@@ -1090,7 +1145,7 @@
         <w:t xml:space="preserve">- Jun 2013</w:t>
       </w:r>
     </w:p>
-    <w:bookmarkEnd w:id="39"/>
+    <w:bookmarkEnd w:id="41"/>
     <w:p>
       <w:pPr>
         <w:pStyle w:val="BodyText"/>
@@ -1099,12 +1154,12 @@
         <w:t xml:space="preserve">I added Secure Boot support to virtual UEFI firmware across all VMware products by implementing OpenSSL-based public key authentication in virtual storage devices.</w:t>
       </w:r>
     </w:p>
-    <w:bookmarkStart w:id="41" w:name="facebook"/>
+    <w:bookmarkStart w:id="43" w:name="facebook"/>
     <w:p>
       <w:pPr>
         <w:pStyle w:val="Heading3"/>
       </w:pPr>
-      <w:hyperlink r:id="rId40">
+      <w:hyperlink r:id="rId42">
         <w:r>
           <w:rPr>
             <w:rStyle w:val="Hyperlink"/>
@@ -1133,7 +1188,7 @@
         <w:t xml:space="preserve">- Apr 2013</w:t>
       </w:r>
     </w:p>
-    <w:bookmarkEnd w:id="41"/>
+    <w:bookmarkEnd w:id="43"/>
     <w:p>
       <w:pPr>
         <w:pStyle w:val="BodyText"/>
@@ -1142,12 +1197,12 @@
         <w:t xml:space="preserve">I worked on the Security Infrastructure team to detect Android malware on end-user devices and track spread through the social Graph API.</w:t>
       </w:r>
     </w:p>
-    <w:bookmarkStart w:id="43" w:name="stanford-curis"/>
+    <w:bookmarkStart w:id="45" w:name="stanford-curis"/>
     <w:p>
       <w:pPr>
         <w:pStyle w:val="Heading3"/>
       </w:pPr>
-      <w:hyperlink r:id="rId42">
+      <w:hyperlink r:id="rId44">
         <w:r>
           <w:rPr>
             <w:rStyle w:val="Hyperlink"/>
@@ -1176,7 +1231,7 @@
         <w:t xml:space="preserve">- Sep 2012</w:t>
       </w:r>
     </w:p>
-    <w:bookmarkEnd w:id="43"/>
+    <w:bookmarkEnd w:id="45"/>
     <w:p>
       <w:pPr>
         <w:pStyle w:val="BodyText"/>
@@ -1185,9 +1240,9 @@
         <w:t xml:space="preserve">Using C++ and NTL, I designed and implemented a highly optimized Lattice-based Fully Homomorphic (FHE) cryptosystem based on a custom polynomial ring translation of [Brakerski12] resulting in a paper and poster.</w:t>
       </w:r>
     </w:p>
-    <w:bookmarkEnd w:id="44"/>
-    <w:bookmarkStart w:id="46" w:name="skills"/>
-    <w:bookmarkStart w:id="45" w:name="skills"/>
+    <w:bookmarkEnd w:id="46"/>
+    <w:bookmarkStart w:id="48" w:name="skills"/>
+    <w:bookmarkStart w:id="47" w:name="skills"/>
     <w:p>
       <w:pPr>
         <w:pStyle w:val="Heading2"/>
@@ -1204,7 +1259,7 @@
         <w:t xml:space="preserve">System Reliability Engineering</w:t>
       </w:r>
     </w:p>
-    <w:bookmarkEnd w:id="45"/>
+    <w:bookmarkEnd w:id="47"/>
     <w:p>
       <w:pPr>
         <w:pStyle w:val="BodyText"/>
@@ -1757,9 +1812,9 @@
         <w:t xml:space="preserve">SSH</w:t>
       </w:r>
     </w:p>
-    <w:bookmarkEnd w:id="46"/>
+    <w:bookmarkEnd w:id="48"/>
+    <w:bookmarkStart w:id="52" w:name="education"/>
     <w:bookmarkStart w:id="50" w:name="education"/>
-    <w:bookmarkStart w:id="48" w:name="education"/>
     <w:p>
       <w:pPr>
         <w:pStyle w:val="Heading2"/>
@@ -1768,7 +1823,7 @@
         <w:t xml:space="preserve">Education</w:t>
       </w:r>
     </w:p>
-    <w:bookmarkStart w:id="47" w:name="stanford-university"/>
+    <w:bookmarkStart w:id="49" w:name="stanford-university"/>
     <w:p>
       <w:pPr>
         <w:pStyle w:val="Heading3"/>
@@ -1794,7 +1849,7 @@
         <w:t xml:space="preserve">- Jul 2014</w:t>
       </w:r>
     </w:p>
-    <w:bookmarkEnd w:id="47"/>
+    <w:bookmarkEnd w:id="49"/>
     <w:p>
       <w:pPr>
         <w:pStyle w:val="BodyText"/>
@@ -1975,8 +2030,8 @@
         <w:t xml:space="preserve">Math 171: Fundamental Concepts of Analysis</w:t>
       </w:r>
     </w:p>
-    <w:bookmarkEnd w:id="48"/>
-    <w:bookmarkStart w:id="49" w:name="X6d8b72aaff67454d30a9caccf817f80986671ad"/>
+    <w:bookmarkEnd w:id="50"/>
+    <w:bookmarkStart w:id="51" w:name="X6d8b72aaff67454d30a9caccf817f80986671ad"/>
     <w:p>
       <w:pPr>
         <w:pStyle w:val="Heading3"/>
@@ -2002,7 +2057,7 @@
         <w:t xml:space="preserve">- Apr 2010</w:t>
       </w:r>
     </w:p>
-    <w:bookmarkEnd w:id="49"/>
+    <w:bookmarkEnd w:id="51"/>
     <w:p>
       <w:pPr>
         <w:pStyle w:val="BodyText"/>
@@ -2099,8 +2154,8 @@
         <w:t xml:space="preserve">Math 310: Discrete Mathematics</w:t>
       </w:r>
     </w:p>
-    <w:bookmarkEnd w:id="50"/>
-    <w:bookmarkEnd w:id="51"/>
+    <w:bookmarkEnd w:id="52"/>
+    <w:bookmarkEnd w:id="53"/>
     <w:sectPr>
       <w:footnotePr>
         <w:numRestart w:val="eachSect"/>

--- a/OliviaHaven.docx
+++ b/OliviaHaven.docx
@@ -572,7 +572,15 @@
         <w:pStyle w:val="BodyText"/>
       </w:pPr>
       <w:r>
-        <w:t xml:space="preserve">Following this proven positive impact, I was able to get C-level buy-in to create a dedicated Systems Reliability Team. As a founding member of this team, I helped hire and train Junior, Senior, and Principal engineers. My main goal was to get each member up to speed, able to progress as individual engineers, and to support the broader engineering org goals and milestones. With this fledgling SRE team, I worked to prioritize the following engineering goals:</w:t>
+        <w:t xml:space="preserve">Following my proven positive impact, I was able to get C-level buy-in to create a dedicated Systems Reliability Team. As a founding member of this team, I helped hire and train Junior, Senior, and Principal engineers. My main goal was to get each member up to speed, able to progress as individual engineers, and to support the broader engineering org goals and milestones. Armorblox was acquired Cisco Security Business Group.</w:t>
+      </w:r>
+    </w:p>
+    <w:p>
+      <w:pPr>
+        <w:pStyle w:val="BodyText"/>
+      </w:pPr>
+      <w:r>
+        <w:t xml:space="preserve">With my fledgling SRE team, I worked to prioritize the following engineering goals:</w:t>
       </w:r>
     </w:p>
     <w:p>
@@ -687,15 +695,7 @@
         <w:pStyle w:val="BodyText"/>
       </w:pPr>
       <w:r>
-        <w:t xml:space="preserve">I was hired as a remote security consultant contracting with large enterprise clients to do security analysis of infrastructure.</w:t>
-      </w:r>
-    </w:p>
-    <w:p>
-      <w:pPr>
-        <w:pStyle w:val="BodyText"/>
-      </w:pPr>
-      <w:r>
-        <w:t xml:space="preserve">While there, I created Go microservices leveraging GCP, AWS, Kubernetes, and Postgres APIs to do internal service discovery and track sensitive data flow throughout organizational infrastructure. The results of this analysis were stored in an extensible neo4j graph database and surfaced as security and business metric queries and dashboards.</w:t>
+        <w:t xml:space="preserve">I was hired as a remote security consultant contracting with large enterprise clients to do security analysis of infrastructure. While there, I created Go microservices leveraging GCP, AWS, Kubernetes, and Postgres APIs to do internal service discovery and track sensitive data flow throughout organizational infrastructure. New Context was acquired by Copado DevOps platform</w:t>
       </w:r>
     </w:p>
     <w:bookmarkStart w:id="27" w:name="atlassian"/>
